--- a/klagomål/A 42812-2024 FSC-klagomål.docx
+++ b/klagomål/A 42812-2024 FSC-klagomål.docx
@@ -934,7 +934,7 @@
     <w:r>
       <w:tab/>
       <w:tab/>
-      <w:t>2025-02-11</w:t>
+      <w:t>2025-02-12</w:t>
       <w:br/>
       <w:br/>
     </w:r>

--- a/klagomål/A 42812-2024 FSC-klagomål.docx
+++ b/klagomål/A 42812-2024 FSC-klagomål.docx
@@ -934,7 +934,7 @@
     <w:r>
       <w:tab/>
       <w:tab/>
-      <w:t>2025-02-12</w:t>
+      <w:t>2025-02-13</w:t>
       <w:br/>
       <w:br/>
     </w:r>

--- a/klagomål/A 42812-2024 FSC-klagomål.docx
+++ b/klagomål/A 42812-2024 FSC-klagomål.docx
@@ -934,7 +934,7 @@
     <w:r>
       <w:tab/>
       <w:tab/>
-      <w:t>2025-02-13</w:t>
+      <w:t>2025-02-14</w:t>
       <w:br/>
       <w:br/>
     </w:r>

--- a/klagomål/A 42812-2024 FSC-klagomål.docx
+++ b/klagomål/A 42812-2024 FSC-klagomål.docx
@@ -934,7 +934,7 @@
     <w:r>
       <w:tab/>
       <w:tab/>
-      <w:t>2025-02-14</w:t>
+      <w:t>2025-02-15</w:t>
       <w:br/>
       <w:br/>
     </w:r>

--- a/klagomål/A 42812-2024 FSC-klagomål.docx
+++ b/klagomål/A 42812-2024 FSC-klagomål.docx
@@ -934,7 +934,7 @@
     <w:r>
       <w:tab/>
       <w:tab/>
-      <w:t>2025-02-15</w:t>
+      <w:t>2025-02-16</w:t>
       <w:br/>
       <w:br/>
     </w:r>

--- a/klagomål/A 42812-2024 FSC-klagomål.docx
+++ b/klagomål/A 42812-2024 FSC-klagomål.docx
@@ -934,7 +934,7 @@
     <w:r>
       <w:tab/>
       <w:tab/>
-      <w:t>2025-02-16</w:t>
+      <w:t>2025-02-17</w:t>
       <w:br/>
       <w:br/>
     </w:r>

--- a/klagomål/A 42812-2024 FSC-klagomål.docx
+++ b/klagomål/A 42812-2024 FSC-klagomål.docx
@@ -934,7 +934,7 @@
     <w:r>
       <w:tab/>
       <w:tab/>
-      <w:t>2025-02-17</w:t>
+      <w:t>2025-02-18</w:t>
       <w:br/>
       <w:br/>
     </w:r>

--- a/klagomål/A 42812-2024 FSC-klagomål.docx
+++ b/klagomål/A 42812-2024 FSC-klagomål.docx
@@ -934,7 +934,7 @@
     <w:r>
       <w:tab/>
       <w:tab/>
-      <w:t>2025-02-18</w:t>
+      <w:t>2025-02-19</w:t>
       <w:br/>
       <w:br/>
     </w:r>

--- a/klagomål/A 42812-2024 FSC-klagomål.docx
+++ b/klagomål/A 42812-2024 FSC-klagomål.docx
@@ -934,7 +934,7 @@
     <w:r>
       <w:tab/>
       <w:tab/>
-      <w:t>2025-02-19</w:t>
+      <w:t>2025-02-20</w:t>
       <w:br/>
       <w:br/>
     </w:r>

--- a/klagomål/A 42812-2024 FSC-klagomål.docx
+++ b/klagomål/A 42812-2024 FSC-klagomål.docx
@@ -934,7 +934,7 @@
     <w:r>
       <w:tab/>
       <w:tab/>
-      <w:t>2025-02-20</w:t>
+      <w:t>2025-02-21</w:t>
       <w:br/>
       <w:br/>
     </w:r>

--- a/klagomål/A 42812-2024 FSC-klagomål.docx
+++ b/klagomål/A 42812-2024 FSC-klagomål.docx
@@ -934,7 +934,7 @@
     <w:r>
       <w:tab/>
       <w:tab/>
-      <w:t>2025-02-21</w:t>
+      <w:t>2025-02-22</w:t>
       <w:br/>
       <w:br/>
     </w:r>

--- a/klagomål/A 42812-2024 FSC-klagomål.docx
+++ b/klagomål/A 42812-2024 FSC-klagomål.docx
@@ -934,7 +934,7 @@
     <w:r>
       <w:tab/>
       <w:tab/>
-      <w:t>2025-02-22</w:t>
+      <w:t>2025-02-23</w:t>
       <w:br/>
       <w:br/>
     </w:r>

--- a/klagomål/A 42812-2024 FSC-klagomål.docx
+++ b/klagomål/A 42812-2024 FSC-klagomål.docx
@@ -934,7 +934,7 @@
     <w:r>
       <w:tab/>
       <w:tab/>
-      <w:t>2025-02-23</w:t>
+      <w:t>2025-02-24</w:t>
       <w:br/>
       <w:br/>
     </w:r>

--- a/klagomål/A 42812-2024 FSC-klagomål.docx
+++ b/klagomål/A 42812-2024 FSC-klagomål.docx
@@ -934,7 +934,7 @@
     <w:r>
       <w:tab/>
       <w:tab/>
-      <w:t>2025-02-24</w:t>
+      <w:t>2025-02-25</w:t>
       <w:br/>
       <w:br/>
     </w:r>

--- a/klagomål/A 42812-2024 FSC-klagomål.docx
+++ b/klagomål/A 42812-2024 FSC-klagomål.docx
@@ -934,7 +934,7 @@
     <w:r>
       <w:tab/>
       <w:tab/>
-      <w:t>2025-02-25</w:t>
+      <w:t>2025-02-26</w:t>
       <w:br/>
       <w:br/>
     </w:r>

--- a/klagomål/A 42812-2024 FSC-klagomål.docx
+++ b/klagomål/A 42812-2024 FSC-klagomål.docx
@@ -934,7 +934,7 @@
     <w:r>
       <w:tab/>
       <w:tab/>
-      <w:t>2025-02-26</w:t>
+      <w:t>2025-02-27</w:t>
       <w:br/>
       <w:br/>
     </w:r>

--- a/klagomål/A 42812-2024 FSC-klagomål.docx
+++ b/klagomål/A 42812-2024 FSC-klagomål.docx
@@ -934,7 +934,7 @@
     <w:r>
       <w:tab/>
       <w:tab/>
-      <w:t>2025-02-27</w:t>
+      <w:t>2025-02-28</w:t>
       <w:br/>
       <w:br/>
     </w:r>

--- a/klagomål/A 42812-2024 FSC-klagomål.docx
+++ b/klagomål/A 42812-2024 FSC-klagomål.docx
@@ -934,7 +934,7 @@
     <w:r>
       <w:tab/>
       <w:tab/>
-      <w:t>2025-02-28</w:t>
+      <w:t>2025-03-01</w:t>
       <w:br/>
       <w:br/>
     </w:r>

--- a/klagomål/A 42812-2024 FSC-klagomål.docx
+++ b/klagomål/A 42812-2024 FSC-klagomål.docx
@@ -934,7 +934,7 @@
     <w:r>
       <w:tab/>
       <w:tab/>
-      <w:t>2025-03-01</w:t>
+      <w:t>2025-03-02</w:t>
       <w:br/>
       <w:br/>
     </w:r>

--- a/klagomål/A 42812-2024 FSC-klagomål.docx
+++ b/klagomål/A 42812-2024 FSC-klagomål.docx
@@ -934,7 +934,7 @@
     <w:r>
       <w:tab/>
       <w:tab/>
-      <w:t>2025-03-02</w:t>
+      <w:t>2025-03-03</w:t>
       <w:br/>
       <w:br/>
     </w:r>

--- a/klagomål/A 42812-2024 FSC-klagomål.docx
+++ b/klagomål/A 42812-2024 FSC-klagomål.docx
@@ -934,7 +934,7 @@
     <w:r>
       <w:tab/>
       <w:tab/>
-      <w:t>2025-03-03</w:t>
+      <w:t>2025-03-04</w:t>
       <w:br/>
       <w:br/>
     </w:r>

--- a/klagomål/A 42812-2024 FSC-klagomål.docx
+++ b/klagomål/A 42812-2024 FSC-klagomål.docx
@@ -934,7 +934,7 @@
     <w:r>
       <w:tab/>
       <w:tab/>
-      <w:t>2025-03-04</w:t>
+      <w:t>2025-03-05</w:t>
       <w:br/>
       <w:br/>
     </w:r>

--- a/klagomål/A 42812-2024 FSC-klagomål.docx
+++ b/klagomål/A 42812-2024 FSC-klagomål.docx
@@ -934,7 +934,7 @@
     <w:r>
       <w:tab/>
       <w:tab/>
-      <w:t>2025-03-05</w:t>
+      <w:t>2025-03-06</w:t>
       <w:br/>
       <w:br/>
     </w:r>

--- a/klagomål/A 42812-2024 FSC-klagomål.docx
+++ b/klagomål/A 42812-2024 FSC-klagomål.docx
@@ -934,7 +934,7 @@
     <w:r>
       <w:tab/>
       <w:tab/>
-      <w:t>2025-03-06</w:t>
+      <w:t>2025-03-07</w:t>
       <w:br/>
       <w:br/>
     </w:r>

--- a/klagomål/A 42812-2024 FSC-klagomål.docx
+++ b/klagomål/A 42812-2024 FSC-klagomål.docx
@@ -934,7 +934,7 @@
     <w:r>
       <w:tab/>
       <w:tab/>
-      <w:t>2025-03-07</w:t>
+      <w:t>2025-03-08</w:t>
       <w:br/>
       <w:br/>
     </w:r>

--- a/klagomål/A 42812-2024 FSC-klagomål.docx
+++ b/klagomål/A 42812-2024 FSC-klagomål.docx
@@ -934,7 +934,7 @@
     <w:r>
       <w:tab/>
       <w:tab/>
-      <w:t>2025-03-08</w:t>
+      <w:t>2025-03-09</w:t>
       <w:br/>
       <w:br/>
     </w:r>

--- a/klagomål/A 42812-2024 FSC-klagomål.docx
+++ b/klagomål/A 42812-2024 FSC-klagomål.docx
@@ -934,7 +934,7 @@
     <w:r>
       <w:tab/>
       <w:tab/>
-      <w:t>2025-03-09</w:t>
+      <w:t>2025-03-10</w:t>
       <w:br/>
       <w:br/>
     </w:r>

--- a/klagomål/A 42812-2024 FSC-klagomål.docx
+++ b/klagomål/A 42812-2024 FSC-klagomål.docx
@@ -934,7 +934,7 @@
     <w:r>
       <w:tab/>
       <w:tab/>
-      <w:t>2025-03-10</w:t>
+      <w:t>2025-03-11</w:t>
       <w:br/>
       <w:br/>
     </w:r>

--- a/klagomål/A 42812-2024 FSC-klagomål.docx
+++ b/klagomål/A 42812-2024 FSC-klagomål.docx
@@ -934,7 +934,7 @@
     <w:r>
       <w:tab/>
       <w:tab/>
-      <w:t>2025-03-11</w:t>
+      <w:t>2025-03-12</w:t>
       <w:br/>
       <w:br/>
     </w:r>

--- a/klagomål/A 42812-2024 FSC-klagomål.docx
+++ b/klagomål/A 42812-2024 FSC-klagomål.docx
@@ -934,7 +934,7 @@
     <w:r>
       <w:tab/>
       <w:tab/>
-      <w:t>2025-03-12</w:t>
+      <w:t>2025-03-13</w:t>
       <w:br/>
       <w:br/>
     </w:r>

--- a/klagomål/A 42812-2024 FSC-klagomål.docx
+++ b/klagomål/A 42812-2024 FSC-klagomål.docx
@@ -934,7 +934,7 @@
     <w:r>
       <w:tab/>
       <w:tab/>
-      <w:t>2025-03-13</w:t>
+      <w:t>2025-03-14</w:t>
       <w:br/>
       <w:br/>
     </w:r>

--- a/klagomål/A 42812-2024 FSC-klagomål.docx
+++ b/klagomål/A 42812-2024 FSC-klagomål.docx
@@ -934,7 +934,7 @@
     <w:r>
       <w:tab/>
       <w:tab/>
-      <w:t>2025-03-14</w:t>
+      <w:t>2025-03-15</w:t>
       <w:br/>
       <w:br/>
     </w:r>

--- a/klagomål/A 42812-2024 FSC-klagomål.docx
+++ b/klagomål/A 42812-2024 FSC-klagomål.docx
@@ -934,7 +934,7 @@
     <w:r>
       <w:tab/>
       <w:tab/>
-      <w:t>2025-03-15</w:t>
+      <w:t>2025-03-16</w:t>
       <w:br/>
       <w:br/>
     </w:r>

--- a/klagomål/A 42812-2024 FSC-klagomål.docx
+++ b/klagomål/A 42812-2024 FSC-klagomål.docx
@@ -934,7 +934,7 @@
     <w:r>
       <w:tab/>
       <w:tab/>
-      <w:t>2025-03-16</w:t>
+      <w:t>2025-03-17</w:t>
       <w:br/>
       <w:br/>
     </w:r>

--- a/klagomål/A 42812-2024 FSC-klagomål.docx
+++ b/klagomål/A 42812-2024 FSC-klagomål.docx
@@ -934,7 +934,7 @@
     <w:r>
       <w:tab/>
       <w:tab/>
-      <w:t>2025-03-17</w:t>
+      <w:t>2025-03-18</w:t>
       <w:br/>
       <w:br/>
     </w:r>

--- a/klagomål/A 42812-2024 FSC-klagomål.docx
+++ b/klagomål/A 42812-2024 FSC-klagomål.docx
@@ -934,7 +934,7 @@
     <w:r>
       <w:tab/>
       <w:tab/>
-      <w:t>2025-03-18</w:t>
+      <w:t>2025-03-19</w:t>
       <w:br/>
       <w:br/>
     </w:r>

--- a/klagomål/A 42812-2024 FSC-klagomål.docx
+++ b/klagomål/A 42812-2024 FSC-klagomål.docx
@@ -934,7 +934,7 @@
     <w:r>
       <w:tab/>
       <w:tab/>
-      <w:t>2025-03-19</w:t>
+      <w:t>2025-03-20</w:t>
       <w:br/>
       <w:br/>
     </w:r>

--- a/klagomål/A 42812-2024 FSC-klagomål.docx
+++ b/klagomål/A 42812-2024 FSC-klagomål.docx
@@ -934,7 +934,7 @@
     <w:r>
       <w:tab/>
       <w:tab/>
-      <w:t>2025-03-20</w:t>
+      <w:t>2025-03-21</w:t>
       <w:br/>
       <w:br/>
     </w:r>

--- a/klagomål/A 42812-2024 FSC-klagomål.docx
+++ b/klagomål/A 42812-2024 FSC-klagomål.docx
@@ -934,7 +934,7 @@
     <w:r>
       <w:tab/>
       <w:tab/>
-      <w:t>2025-03-21</w:t>
+      <w:t>2025-03-22</w:t>
       <w:br/>
       <w:br/>
     </w:r>

--- a/klagomål/A 42812-2024 FSC-klagomål.docx
+++ b/klagomål/A 42812-2024 FSC-klagomål.docx
@@ -934,7 +934,7 @@
     <w:r>
       <w:tab/>
       <w:tab/>
-      <w:t>2025-03-22</w:t>
+      <w:t>2025-03-23</w:t>
       <w:br/>
       <w:br/>
     </w:r>

--- a/klagomål/A 42812-2024 FSC-klagomål.docx
+++ b/klagomål/A 42812-2024 FSC-klagomål.docx
@@ -934,7 +934,7 @@
     <w:r>
       <w:tab/>
       <w:tab/>
-      <w:t>2025-03-23</w:t>
+      <w:t>2025-03-24</w:t>
       <w:br/>
       <w:br/>
     </w:r>

--- a/klagomål/A 42812-2024 FSC-klagomål.docx
+++ b/klagomål/A 42812-2024 FSC-klagomål.docx
@@ -934,7 +934,7 @@
     <w:r>
       <w:tab/>
       <w:tab/>
-      <w:t>2025-03-24</w:t>
+      <w:t>2025-03-25</w:t>
       <w:br/>
       <w:br/>
     </w:r>

--- a/klagomål/A 42812-2024 FSC-klagomål.docx
+++ b/klagomål/A 42812-2024 FSC-klagomål.docx
@@ -934,7 +934,7 @@
     <w:r>
       <w:tab/>
       <w:tab/>
-      <w:t>2025-03-25</w:t>
+      <w:t>2025-03-26</w:t>
       <w:br/>
       <w:br/>
     </w:r>

--- a/klagomål/A 42812-2024 FSC-klagomål.docx
+++ b/klagomål/A 42812-2024 FSC-klagomål.docx
@@ -934,7 +934,7 @@
     <w:r>
       <w:tab/>
       <w:tab/>
-      <w:t>2025-03-26</w:t>
+      <w:t>2025-03-27</w:t>
       <w:br/>
       <w:br/>
     </w:r>

--- a/klagomål/A 42812-2024 FSC-klagomål.docx
+++ b/klagomål/A 42812-2024 FSC-klagomål.docx
@@ -934,7 +934,7 @@
     <w:r>
       <w:tab/>
       <w:tab/>
-      <w:t>2025-03-27</w:t>
+      <w:t>2025-03-28</w:t>
       <w:br/>
       <w:br/>
     </w:r>

--- a/klagomål/A 42812-2024 FSC-klagomål.docx
+++ b/klagomål/A 42812-2024 FSC-klagomål.docx
@@ -934,7 +934,7 @@
     <w:r>
       <w:tab/>
       <w:tab/>
-      <w:t>2025-03-28</w:t>
+      <w:t>2025-03-29</w:t>
       <w:br/>
       <w:br/>
     </w:r>

--- a/klagomål/A 42812-2024 FSC-klagomål.docx
+++ b/klagomål/A 42812-2024 FSC-klagomål.docx
@@ -934,7 +934,7 @@
     <w:r>
       <w:tab/>
       <w:tab/>
-      <w:t>2025-04-02</w:t>
+      <w:t>2025-04-03</w:t>
       <w:br/>
       <w:br/>
     </w:r>

--- a/klagomål/A 42812-2024 FSC-klagomål.docx
+++ b/klagomål/A 42812-2024 FSC-klagomål.docx
@@ -934,7 +934,7 @@
     <w:r>
       <w:tab/>
       <w:tab/>
-      <w:t>2025-04-03</w:t>
+      <w:t>2025-04-05</w:t>
       <w:br/>
       <w:br/>
     </w:r>

--- a/klagomål/A 42812-2024 FSC-klagomål.docx
+++ b/klagomål/A 42812-2024 FSC-klagomål.docx
@@ -934,7 +934,7 @@
     <w:r>
       <w:tab/>
       <w:tab/>
-      <w:t>2025-04-05</w:t>
+      <w:t>2025-04-06</w:t>
       <w:br/>
       <w:br/>
     </w:r>

--- a/klagomål/A 42812-2024 FSC-klagomål.docx
+++ b/klagomål/A 42812-2024 FSC-klagomål.docx
@@ -934,7 +934,7 @@
     <w:r>
       <w:tab/>
       <w:tab/>
-      <w:t>2025-04-06</w:t>
+      <w:t>2025-04-07</w:t>
       <w:br/>
       <w:br/>
     </w:r>

--- a/klagomål/A 42812-2024 FSC-klagomål.docx
+++ b/klagomål/A 42812-2024 FSC-klagomål.docx
@@ -934,7 +934,7 @@
     <w:r>
       <w:tab/>
       <w:tab/>
-      <w:t>2025-04-07</w:t>
+      <w:t>2025-04-08</w:t>
       <w:br/>
       <w:br/>
     </w:r>

--- a/klagomål/A 42812-2024 FSC-klagomål.docx
+++ b/klagomål/A 42812-2024 FSC-klagomål.docx
@@ -934,7 +934,7 @@
     <w:r>
       <w:tab/>
       <w:tab/>
-      <w:t>2025-04-08</w:t>
+      <w:t>2025-04-09</w:t>
       <w:br/>
       <w:br/>
     </w:r>

--- a/klagomål/A 42812-2024 FSC-klagomål.docx
+++ b/klagomål/A 42812-2024 FSC-klagomål.docx
@@ -247,6 +247,17 @@
       </w:r>
     </w:p>
     <w:p>
+      <w:r>
+        <w:rPr>
+          <w:b/>
+        </w:rPr>
+        <w:t>Garnlav (NT)</w:t>
+      </w:r>
+      <w:r>
+        <w:t xml:space="preserve"> är en utpräglad barrskogsart som ibland kan drapera träden i norrländska grannaturskogar med hög luftfuktighet. Den förekommer även i talldominerade bestånd där den, förutom i trädens grenverk, påträffas hängande över ojämnheter i tallbarken. Arten har minskat starkt i södra och mellersta Sverige och den minskar även i sitt nordliga utbredningsområde. Orsaken till tillbakagången beror främst på slutavverkningar av naturskogsartade skogar. Bestånd med riklig förekomst bör regelmässigt sparas. Garnlav är värdväxt för den mycket sällsynta och akut hotade fjärilen barrskogslavfly (CR) som hör hemma i boreala barrskogar med riklig förekomst av värdväxten. Tidigare kunde arten konstateras årligen på flera platser vid Dala-Floda i Dalarna innan lokalerna kalavverkades. Senaste fyndet i landet av barrskogslavfly är från år 2000 då den påträffades vid Högberget i Sollefteå kommun (SLU Artdatabanken, 2024).</w:t>
+      </w:r>
+    </w:p>
+    <w:p>
       <w:pPr>
         <w:pStyle w:val="Heading1"/>
       </w:pPr>
@@ -281,7 +292,7 @@
         <w:t>Järpe (NT, §4)</w:t>
       </w:r>
       <w:r>
-        <w:t xml:space="preserve">, rödlistad som nära hotad och prioriterad art i Skogsvårdslagen har häckningsrevir i avverkningsanmälan. Arten har minskat med 25 (10–40) % under de senaste 12 åren och är mycket stationär inom sitt revir som är minst 25 hektar stort. Dess livsmiljöer utgörs av tät barrskog med inblandning av lövträd och en väl utvecklad flerskiktad struktur med bärris och yngre eller undertryckta, täta granar i ett lägre skikt, ofta utmed bäckar och åar inne i den skyddande granskogen. Järpen överlever inte om dess livsmiljö kalavverkas och är även känslig för röjning, gallring och avverkning där unga granar och lövträd inte sparas i tillräcklig omfattning (SLU Artdatabanken, 2022). </w:t>
+        <w:t>, rödlistad som nära hotad och prioriterad art i Skogsvårdslagen har häckningsrevir i avverkningsanmälan. Arten har minskat med 25 (10–40) % under de senaste 12 åren och är mycket stationär inom sitt revir som är minst 25 hektar stort. Dess livsmiljöer utgörs av tät barrskog med inblandning av lövträd och en väl utvecklad flerskiktad struktur med bärris och yngre eller undertryckta, täta granar i ett lägre skikt, ofta utmed bäckar och åar inne i den skyddande granskogen. Järpen överlever inte om dess livsmiljö kalavverkas och är även känslig för röjning, gallring och avverkning där unga granar och lövträd inte sparas i tillräcklig omfattning (SLU Artdatabanken, 2022).</w:t>
       </w:r>
     </w:p>
     <w:p>
@@ -656,7 +667,7 @@
     </w:p>
     <w:p>
       <w:r>
-        <w:t xml:space="preserve">Talltita är rödlistad som NT, fridlyst och prioriterad art i Skogsvårdslagen. Den omfattas av EU:s fågeldirektiv. Arten har minskat kraftigt de senaste 30 åren och minskningstakten innevarande 10-årsperiod beräknas till 20 (10–30) % (SLU Artdatabanken, 2022). </w:t>
+        <w:t>Talltita är rödlistad som NT, fridlyst och prioriterad art i Skogsvårdslagen. Den omfattas av EU:s fågeldirektiv. Arten har minskat kraftigt de senaste 30 åren och minskningstakten innevarande 10-årsperiod beräknas till 20 (10–30) % (SLU Artdatabanken, 2022).</w:t>
       </w:r>
     </w:p>
     <w:p>
@@ -693,7 +704,7 @@
         <w:t xml:space="preserve">Differential demographic responses of sympatric Parids to vegetation management in boreal forest. </w:t>
       </w:r>
       <w:r>
-        <w:t xml:space="preserve">For. Ecol. Manage. 319, 169–175. </w:t>
+        <w:t>For. Ecol. Manage. 319, 169–175.</w:t>
       </w:r>
     </w:p>
     <w:p>
@@ -707,7 +718,7 @@
         <w:t xml:space="preserve">Coherence, composition and territories of winter social groups of the Willow Tit Parus montanus and the Crested Tit P. cristatus. </w:t>
       </w:r>
       <w:r>
-        <w:t xml:space="preserve">Ornis Scandinavica, 10, pp 56–68 </w:t>
+        <w:t>Ornis Scandinavica, 10, pp 56–68</w:t>
       </w:r>
     </w:p>
     <w:p>
@@ -721,7 +732,7 @@
         <w:t xml:space="preserve">Impact of forestry practices on fitness correlates and population productivity in an open-nesting bird species. </w:t>
       </w:r>
       <w:r>
-        <w:t xml:space="preserve">Conserv. Biol. 21, 767–774. https://doi.org/10.1111/j.1523- 1739.2007.00675.x </w:t>
+        <w:t>Conserv. Biol. 21, 767–774. https://doi.org/10.1111/j.1523- 1739.2007.00675.x</w:t>
       </w:r>
     </w:p>
     <w:p>
@@ -776,12 +787,12 @@
     </w:p>
     <w:p>
       <w:r>
-        <w:t>Tjäder (§4) är en utpräglad skogsfågel knuten till större sammanhängande barrskogsområden. Tupparna och hönorna utnyttjar till viss del olika miljöer, och habitatvalet varierar dessutom mellan olika delar av året. För att det ska finnas livskraftiga tjäderbestånd krävs funktionella skogslandskap med en blandning av uppvuxen, gles och luckig skog, täta sumpskogar, myrar och andra små våtmarker.</w:t>
+        <w:t>Tjäder (§4) är en utpräglad skogsfågel knuten till större sammanhängande barrskogsområden. Tupparna och hönorna utnyttjar till viss del olika miljöer, och habitatvalet varierar dessutom mellan olika delar av året. För att det ska finnas livskraftiga tjäderbestånd krävs funktionella skogslandskap med en blandning av uppvuxen, gles och luckig skog, täta sumpskogar, myrar och andra små våtmarker (Skogsstyrelsen, 2019).</w:t>
       </w:r>
     </w:p>
     <w:p>
       <w:r>
-        <w:t>Arten försvinner när skogen fragmenteras och den sammanlagda arealen hyggen och andra öppna områden blir för stor. Ett småskaligt och försiktigt virkesuttag genom hyggesfria metoder kan i vissa fall vara möjligt i området inom 200 m från lekcentrum. Längre ut från lekcentrum, inom 200–500 m bör den avverkade ytan inte överskrida 1 hektar för att undvika alltför stora och snabba förändringar.</w:t>
+        <w:t>Arten försvinner när skogen fragmenteras och den sammanlagda arealen hyggen och andra öppna områden blir för stor. Ett småskaligt och försiktigt virkesuttag genom hyggesfria metoder kan i vissa fall vara möjligt i området inom 200 m från lekcentrum. Längre ut från lekcentrum, inom 200–500 m bör den avverkade ytan inte överskrida 1 hektar för att undvika alltför stora och snabba förändringar (Skogsstyrelsen, 2019).</w:t>
       </w:r>
     </w:p>
     <w:p>
@@ -934,7 +945,7 @@
     <w:r>
       <w:tab/>
       <w:tab/>
-      <w:t>2025-04-09</w:t>
+      <w:t>2025-04-10</w:t>
       <w:br/>
       <w:br/>
     </w:r>

--- a/klagomål/A 42812-2024 FSC-klagomål.docx
+++ b/klagomål/A 42812-2024 FSC-klagomål.docx
@@ -945,7 +945,7 @@
     <w:r>
       <w:tab/>
       <w:tab/>
-      <w:t>2025-04-10</w:t>
+      <w:t>2025-04-11</w:t>
       <w:br/>
       <w:br/>
     </w:r>

--- a/klagomål/A 42812-2024 FSC-klagomål.docx
+++ b/klagomål/A 42812-2024 FSC-klagomål.docx
@@ -945,7 +945,7 @@
     <w:r>
       <w:tab/>
       <w:tab/>
-      <w:t>2025-04-11</w:t>
+      <w:t>2025-04-12</w:t>
       <w:br/>
       <w:br/>
     </w:r>

--- a/klagomål/A 42812-2024 FSC-klagomål.docx
+++ b/klagomål/A 42812-2024 FSC-klagomål.docx
@@ -945,7 +945,7 @@
     <w:r>
       <w:tab/>
       <w:tab/>
-      <w:t>2025-04-12</w:t>
+      <w:t>2025-04-13</w:t>
       <w:br/>
       <w:br/>
     </w:r>

--- a/klagomål/A 42812-2024 FSC-klagomål.docx
+++ b/klagomål/A 42812-2024 FSC-klagomål.docx
@@ -945,7 +945,7 @@
     <w:r>
       <w:tab/>
       <w:tab/>
-      <w:t>2025-04-13</w:t>
+      <w:t>2025-04-14</w:t>
       <w:br/>
       <w:br/>
     </w:r>

--- a/klagomål/A 42812-2024 FSC-klagomål.docx
+++ b/klagomål/A 42812-2024 FSC-klagomål.docx
@@ -945,7 +945,7 @@
     <w:r>
       <w:tab/>
       <w:tab/>
-      <w:t>2025-04-14</w:t>
+      <w:t>2025-04-15</w:t>
       <w:br/>
       <w:br/>
     </w:r>

--- a/klagomål/A 42812-2024 FSC-klagomål.docx
+++ b/klagomål/A 42812-2024 FSC-klagomål.docx
@@ -945,7 +945,7 @@
     <w:r>
       <w:tab/>
       <w:tab/>
-      <w:t>2025-04-15</w:t>
+      <w:t>2025-04-16</w:t>
       <w:br/>
       <w:br/>
     </w:r>

--- a/klagomål/A 42812-2024 FSC-klagomål.docx
+++ b/klagomål/A 42812-2024 FSC-klagomål.docx
@@ -945,7 +945,7 @@
     <w:r>
       <w:tab/>
       <w:tab/>
-      <w:t>2025-04-16</w:t>
+      <w:t>2025-04-17</w:t>
       <w:br/>
       <w:br/>
     </w:r>

--- a/klagomål/A 42812-2024 FSC-klagomål.docx
+++ b/klagomål/A 42812-2024 FSC-klagomål.docx
@@ -945,7 +945,7 @@
     <w:r>
       <w:tab/>
       <w:tab/>
-      <w:t>2025-04-17</w:t>
+      <w:t>2025-04-18</w:t>
       <w:br/>
       <w:br/>
     </w:r>

--- a/klagomål/A 42812-2024 FSC-klagomål.docx
+++ b/klagomål/A 42812-2024 FSC-klagomål.docx
@@ -945,7 +945,7 @@
     <w:r>
       <w:tab/>
       <w:tab/>
-      <w:t>2025-04-18</w:t>
+      <w:t>2025-04-19</w:t>
       <w:br/>
       <w:br/>
     </w:r>

--- a/klagomål/A 42812-2024 FSC-klagomål.docx
+++ b/klagomål/A 42812-2024 FSC-klagomål.docx
@@ -945,7 +945,7 @@
     <w:r>
       <w:tab/>
       <w:tab/>
-      <w:t>2025-05-03</w:t>
+      <w:t>2025-05-04</w:t>
       <w:br/>
       <w:br/>
     </w:r>

--- a/klagomål/A 42812-2024 FSC-klagomål.docx
+++ b/klagomål/A 42812-2024 FSC-klagomål.docx
@@ -945,7 +945,7 @@
     <w:r>
       <w:tab/>
       <w:tab/>
-      <w:t>2025-05-04</w:t>
+      <w:t>2025-05-06</w:t>
       <w:br/>
       <w:br/>
     </w:r>

--- a/klagomål/A 42812-2024 FSC-klagomål.docx
+++ b/klagomål/A 42812-2024 FSC-klagomål.docx
@@ -945,7 +945,7 @@
     <w:r>
       <w:tab/>
       <w:tab/>
-      <w:t>2025-05-06</w:t>
+      <w:t>2025-05-07</w:t>
       <w:br/>
       <w:br/>
     </w:r>

--- a/klagomål/A 42812-2024 FSC-klagomål.docx
+++ b/klagomål/A 42812-2024 FSC-klagomål.docx
@@ -945,7 +945,7 @@
     <w:r>
       <w:tab/>
       <w:tab/>
-      <w:t>2025-05-07</w:t>
+      <w:t>2025-05-08</w:t>
       <w:br/>
       <w:br/>
     </w:r>

--- a/klagomål/A 42812-2024 FSC-klagomål.docx
+++ b/klagomål/A 42812-2024 FSC-klagomål.docx
@@ -945,7 +945,7 @@
     <w:r>
       <w:tab/>
       <w:tab/>
-      <w:t>2025-05-08</w:t>
+      <w:t>2025-05-09</w:t>
       <w:br/>
       <w:br/>
     </w:r>

--- a/klagomål/A 42812-2024 FSC-klagomål.docx
+++ b/klagomål/A 42812-2024 FSC-klagomål.docx
@@ -945,7 +945,7 @@
     <w:r>
       <w:tab/>
       <w:tab/>
-      <w:t>2025-05-09</w:t>
+      <w:t>2025-05-10</w:t>
       <w:br/>
       <w:br/>
     </w:r>

--- a/klagomål/A 42812-2024 FSC-klagomål.docx
+++ b/klagomål/A 42812-2024 FSC-klagomål.docx
@@ -945,7 +945,7 @@
     <w:r>
       <w:tab/>
       <w:tab/>
-      <w:t>2025-05-10</w:t>
+      <w:t>2025-05-11</w:t>
       <w:br/>
       <w:br/>
     </w:r>

--- a/klagomål/A 42812-2024 FSC-klagomål.docx
+++ b/klagomål/A 42812-2024 FSC-klagomål.docx
@@ -945,7 +945,7 @@
     <w:r>
       <w:tab/>
       <w:tab/>
-      <w:t>2025-05-11</w:t>
+      <w:t>2025-05-12</w:t>
       <w:br/>
       <w:br/>
     </w:r>

--- a/klagomål/A 42812-2024 FSC-klagomål.docx
+++ b/klagomål/A 42812-2024 FSC-klagomål.docx
@@ -945,7 +945,7 @@
     <w:r>
       <w:tab/>
       <w:tab/>
-      <w:t>2025-05-12</w:t>
+      <w:t>2025-05-13</w:t>
       <w:br/>
       <w:br/>
     </w:r>

--- a/klagomål/A 42812-2024 FSC-klagomål.docx
+++ b/klagomål/A 42812-2024 FSC-klagomål.docx
@@ -945,7 +945,7 @@
     <w:r>
       <w:tab/>
       <w:tab/>
-      <w:t>2025-05-13</w:t>
+      <w:t>2025-05-14</w:t>
       <w:br/>
       <w:br/>
     </w:r>

--- a/klagomål/A 42812-2024 FSC-klagomål.docx
+++ b/klagomål/A 42812-2024 FSC-klagomål.docx
@@ -945,7 +945,7 @@
     <w:r>
       <w:tab/>
       <w:tab/>
-      <w:t>2025-05-14</w:t>
+      <w:t>2025-05-15</w:t>
       <w:br/>
       <w:br/>
     </w:r>

--- a/klagomål/A 42812-2024 FSC-klagomål.docx
+++ b/klagomål/A 42812-2024 FSC-klagomål.docx
@@ -945,7 +945,7 @@
     <w:r>
       <w:tab/>
       <w:tab/>
-      <w:t>2025-05-15</w:t>
+      <w:t>2025-05-16</w:t>
       <w:br/>
       <w:br/>
     </w:r>

--- a/klagomål/A 42812-2024 FSC-klagomål.docx
+++ b/klagomål/A 42812-2024 FSC-klagomål.docx
@@ -945,7 +945,7 @@
     <w:r>
       <w:tab/>
       <w:tab/>
-      <w:t>2025-05-16</w:t>
+      <w:t>2025-05-17</w:t>
       <w:br/>
       <w:br/>
     </w:r>

--- a/klagomål/A 42812-2024 FSC-klagomål.docx
+++ b/klagomål/A 42812-2024 FSC-klagomål.docx
@@ -945,7 +945,7 @@
     <w:r>
       <w:tab/>
       <w:tab/>
-      <w:t>2025-05-17</w:t>
+      <w:t>2025-05-18</w:t>
       <w:br/>
       <w:br/>
     </w:r>

--- a/klagomål/A 42812-2024 FSC-klagomål.docx
+++ b/klagomål/A 42812-2024 FSC-klagomål.docx
@@ -945,7 +945,7 @@
     <w:r>
       <w:tab/>
       <w:tab/>
-      <w:t>2025-05-18</w:t>
+      <w:t>2025-05-19</w:t>
       <w:br/>
       <w:br/>
     </w:r>

--- a/klagomål/A 42812-2024 FSC-klagomål.docx
+++ b/klagomål/A 42812-2024 FSC-klagomål.docx
@@ -945,7 +945,7 @@
     <w:r>
       <w:tab/>
       <w:tab/>
-      <w:t>2025-05-19</w:t>
+      <w:t>2025-05-20</w:t>
       <w:br/>
       <w:br/>
     </w:r>

--- a/klagomål/A 42812-2024 FSC-klagomål.docx
+++ b/klagomål/A 42812-2024 FSC-klagomål.docx
@@ -945,7 +945,7 @@
     <w:r>
       <w:tab/>
       <w:tab/>
-      <w:t>2025-05-20</w:t>
+      <w:t>2025-05-21</w:t>
       <w:br/>
       <w:br/>
     </w:r>

--- a/klagomål/A 42812-2024 FSC-klagomål.docx
+++ b/klagomål/A 42812-2024 FSC-klagomål.docx
@@ -945,7 +945,7 @@
     <w:r>
       <w:tab/>
       <w:tab/>
-      <w:t>2025-05-21</w:t>
+      <w:t>2025-05-22</w:t>
       <w:br/>
       <w:br/>
     </w:r>

--- a/klagomål/A 42812-2024 FSC-klagomål.docx
+++ b/klagomål/A 42812-2024 FSC-klagomål.docx
@@ -945,7 +945,7 @@
     <w:r>
       <w:tab/>
       <w:tab/>
-      <w:t>2025-05-22</w:t>
+      <w:t>2025-05-23</w:t>
       <w:br/>
       <w:br/>
     </w:r>

--- a/klagomål/A 42812-2024 FSC-klagomål.docx
+++ b/klagomål/A 42812-2024 FSC-klagomål.docx
@@ -945,7 +945,7 @@
     <w:r>
       <w:tab/>
       <w:tab/>
-      <w:t>2025-05-23</w:t>
+      <w:t>2025-05-24</w:t>
       <w:br/>
       <w:br/>
     </w:r>

--- a/klagomål/A 42812-2024 FSC-klagomål.docx
+++ b/klagomål/A 42812-2024 FSC-klagomål.docx
@@ -945,7 +945,7 @@
     <w:r>
       <w:tab/>
       <w:tab/>
-      <w:t>2025-05-24</w:t>
+      <w:t>2025-05-25</w:t>
       <w:br/>
       <w:br/>
     </w:r>

--- a/klagomål/A 42812-2024 FSC-klagomål.docx
+++ b/klagomål/A 42812-2024 FSC-klagomål.docx
@@ -945,7 +945,7 @@
     <w:r>
       <w:tab/>
       <w:tab/>
-      <w:t>2025-05-25</w:t>
+      <w:t>2025-05-26</w:t>
       <w:br/>
       <w:br/>
     </w:r>

--- a/klagomål/A 42812-2024 FSC-klagomål.docx
+++ b/klagomål/A 42812-2024 FSC-klagomål.docx
@@ -945,7 +945,7 @@
     <w:r>
       <w:tab/>
       <w:tab/>
-      <w:t>2025-05-26</w:t>
+      <w:t>2025-05-27</w:t>
       <w:br/>
       <w:br/>
     </w:r>

--- a/klagomål/A 42812-2024 FSC-klagomål.docx
+++ b/klagomål/A 42812-2024 FSC-klagomål.docx
@@ -945,7 +945,7 @@
     <w:r>
       <w:tab/>
       <w:tab/>
-      <w:t>2025-05-27</w:t>
+      <w:t>2025-05-30</w:t>
       <w:br/>
       <w:br/>
     </w:r>

--- a/klagomål/A 42812-2024 FSC-klagomål.docx
+++ b/klagomål/A 42812-2024 FSC-klagomål.docx
@@ -945,7 +945,7 @@
     <w:r>
       <w:tab/>
       <w:tab/>
-      <w:t>2025-05-30</w:t>
+      <w:t>2025-06-01</w:t>
       <w:br/>
       <w:br/>
     </w:r>

--- a/klagomål/A 42812-2024 FSC-klagomål.docx
+++ b/klagomål/A 42812-2024 FSC-klagomål.docx
@@ -945,7 +945,7 @@
     <w:r>
       <w:tab/>
       <w:tab/>
-      <w:t>2025-06-01</w:t>
+      <w:t>2025-06-02</w:t>
       <w:br/>
       <w:br/>
     </w:r>

--- a/klagomål/A 42812-2024 FSC-klagomål.docx
+++ b/klagomål/A 42812-2024 FSC-klagomål.docx
@@ -945,7 +945,7 @@
     <w:r>
       <w:tab/>
       <w:tab/>
-      <w:t>2025-06-02</w:t>
+      <w:t>2025-06-03</w:t>
       <w:br/>
       <w:br/>
     </w:r>

--- a/klagomål/A 42812-2024 FSC-klagomål.docx
+++ b/klagomål/A 42812-2024 FSC-klagomål.docx
@@ -945,7 +945,7 @@
     <w:r>
       <w:tab/>
       <w:tab/>
-      <w:t>2025-06-03</w:t>
+      <w:t>2025-06-04</w:t>
       <w:br/>
       <w:br/>
     </w:r>

--- a/klagomål/A 42812-2024 FSC-klagomål.docx
+++ b/klagomål/A 42812-2024 FSC-klagomål.docx
@@ -945,7 +945,7 @@
     <w:r>
       <w:tab/>
       <w:tab/>
-      <w:t>2025-06-04</w:t>
+      <w:t>2025-06-05</w:t>
       <w:br/>
       <w:br/>
     </w:r>

--- a/klagomål/A 42812-2024 FSC-klagomål.docx
+++ b/klagomål/A 42812-2024 FSC-klagomål.docx
@@ -945,7 +945,7 @@
     <w:r>
       <w:tab/>
       <w:tab/>
-      <w:t>2025-06-05</w:t>
+      <w:t>2025-06-13</w:t>
       <w:br/>
       <w:br/>
     </w:r>

--- a/klagomål/A 42812-2024 FSC-klagomål.docx
+++ b/klagomål/A 42812-2024 FSC-klagomål.docx
@@ -945,7 +945,7 @@
     <w:r>
       <w:tab/>
       <w:tab/>
-      <w:t>2025-06-13</w:t>
+      <w:t>2025-06-15</w:t>
       <w:br/>
       <w:br/>
     </w:r>

--- a/klagomål/A 42812-2024 FSC-klagomål.docx
+++ b/klagomål/A 42812-2024 FSC-klagomål.docx
@@ -945,7 +945,7 @@
     <w:r>
       <w:tab/>
       <w:tab/>
-      <w:t>2025-06-15</w:t>
+      <w:t>2025-06-16</w:t>
       <w:br/>
       <w:br/>
     </w:r>

--- a/klagomål/A 42812-2024 FSC-klagomål.docx
+++ b/klagomål/A 42812-2024 FSC-klagomål.docx
@@ -945,7 +945,7 @@
     <w:r>
       <w:tab/>
       <w:tab/>
-      <w:t>2025-06-16</w:t>
+      <w:t>2025-06-17</w:t>
       <w:br/>
       <w:br/>
     </w:r>

--- a/klagomål/A 42812-2024 FSC-klagomål.docx
+++ b/klagomål/A 42812-2024 FSC-klagomål.docx
@@ -945,7 +945,7 @@
     <w:r>
       <w:tab/>
       <w:tab/>
-      <w:t>2025-06-17</w:t>
+      <w:t>2025-06-18</w:t>
       <w:br/>
       <w:br/>
     </w:r>

--- a/klagomål/A 42812-2024 FSC-klagomål.docx
+++ b/klagomål/A 42812-2024 FSC-klagomål.docx
@@ -945,7 +945,7 @@
     <w:r>
       <w:tab/>
       <w:tab/>
-      <w:t>2025-06-18</w:t>
+      <w:t>2025-06-19</w:t>
       <w:br/>
       <w:br/>
     </w:r>

--- a/klagomål/A 42812-2024 FSC-klagomål.docx
+++ b/klagomål/A 42812-2024 FSC-klagomål.docx
@@ -945,7 +945,7 @@
     <w:r>
       <w:tab/>
       <w:tab/>
-      <w:t>2025-06-19</w:t>
+      <w:t>2025-06-20</w:t>
       <w:br/>
       <w:br/>
     </w:r>

--- a/klagomål/A 42812-2024 FSC-klagomål.docx
+++ b/klagomål/A 42812-2024 FSC-klagomål.docx
@@ -945,7 +945,7 @@
     <w:r>
       <w:tab/>
       <w:tab/>
-      <w:t>2025-06-20</w:t>
+      <w:t>2025-06-21</w:t>
       <w:br/>
       <w:br/>
     </w:r>

--- a/klagomål/A 42812-2024 FSC-klagomål.docx
+++ b/klagomål/A 42812-2024 FSC-klagomål.docx
@@ -945,7 +945,7 @@
     <w:r>
       <w:tab/>
       <w:tab/>
-      <w:t>2025-06-21</w:t>
+      <w:t>2025-06-22</w:t>
       <w:br/>
       <w:br/>
     </w:r>

--- a/klagomål/A 42812-2024 FSC-klagomål.docx
+++ b/klagomål/A 42812-2024 FSC-klagomål.docx
@@ -945,7 +945,7 @@
     <w:r>
       <w:tab/>
       <w:tab/>
-      <w:t>2025-06-22</w:t>
+      <w:t>2025-06-23</w:t>
       <w:br/>
       <w:br/>
     </w:r>

--- a/klagomål/A 42812-2024 FSC-klagomål.docx
+++ b/klagomål/A 42812-2024 FSC-klagomål.docx
@@ -945,7 +945,7 @@
     <w:r>
       <w:tab/>
       <w:tab/>
-      <w:t>2025-06-23</w:t>
+      <w:t>2025-06-24</w:t>
       <w:br/>
       <w:br/>
     </w:r>

--- a/klagomål/A 42812-2024 FSC-klagomål.docx
+++ b/klagomål/A 42812-2024 FSC-klagomål.docx
@@ -945,7 +945,7 @@
     <w:r>
       <w:tab/>
       <w:tab/>
-      <w:t>2025-06-24</w:t>
+      <w:t>2025-06-25</w:t>
       <w:br/>
       <w:br/>
     </w:r>

--- a/klagomål/A 42812-2024 FSC-klagomål.docx
+++ b/klagomål/A 42812-2024 FSC-klagomål.docx
@@ -945,7 +945,7 @@
     <w:r>
       <w:tab/>
       <w:tab/>
-      <w:t>2025-06-25</w:t>
+      <w:t>2025-06-26</w:t>
       <w:br/>
       <w:br/>
     </w:r>

--- a/klagomål/A 42812-2024 FSC-klagomål.docx
+++ b/klagomål/A 42812-2024 FSC-klagomål.docx
@@ -945,7 +945,7 @@
     <w:r>
       <w:tab/>
       <w:tab/>
-      <w:t>2025-06-26</w:t>
+      <w:t>2025-06-27</w:t>
       <w:br/>
       <w:br/>
     </w:r>

--- a/klagomål/A 42812-2024 FSC-klagomål.docx
+++ b/klagomål/A 42812-2024 FSC-klagomål.docx
@@ -945,7 +945,7 @@
     <w:r>
       <w:tab/>
       <w:tab/>
-      <w:t>2025-06-27</w:t>
+      <w:t>2025-06-28</w:t>
       <w:br/>
       <w:br/>
     </w:r>

--- a/klagomål/A 42812-2024 FSC-klagomål.docx
+++ b/klagomål/A 42812-2024 FSC-klagomål.docx
@@ -945,7 +945,7 @@
     <w:r>
       <w:tab/>
       <w:tab/>
-      <w:t>2025-06-28</w:t>
+      <w:t>2025-06-29</w:t>
       <w:br/>
       <w:br/>
     </w:r>

--- a/klagomål/A 42812-2024 FSC-klagomål.docx
+++ b/klagomål/A 42812-2024 FSC-klagomål.docx
@@ -945,7 +945,7 @@
     <w:r>
       <w:tab/>
       <w:tab/>
-      <w:t>2025-06-29</w:t>
+      <w:t>2025-06-30</w:t>
       <w:br/>
       <w:br/>
     </w:r>

--- a/klagomål/A 42812-2024 FSC-klagomål.docx
+++ b/klagomål/A 42812-2024 FSC-klagomål.docx
@@ -945,7 +945,7 @@
     <w:r>
       <w:tab/>
       <w:tab/>
-      <w:t>2025-06-30</w:t>
+      <w:t>2025-07-01</w:t>
       <w:br/>
       <w:br/>
     </w:r>

--- a/klagomål/A 42812-2024 FSC-klagomål.docx
+++ b/klagomål/A 42812-2024 FSC-klagomål.docx
@@ -945,7 +945,7 @@
     <w:r>
       <w:tab/>
       <w:tab/>
-      <w:t>2025-07-01</w:t>
+      <w:t>2025-07-02</w:t>
       <w:br/>
       <w:br/>
     </w:r>

--- a/klagomål/A 42812-2024 FSC-klagomål.docx
+++ b/klagomål/A 42812-2024 FSC-klagomål.docx
@@ -945,7 +945,7 @@
     <w:r>
       <w:tab/>
       <w:tab/>
-      <w:t>2025-07-02</w:t>
+      <w:t>2025-07-03</w:t>
       <w:br/>
       <w:br/>
     </w:r>

--- a/klagomål/A 42812-2024 FSC-klagomål.docx
+++ b/klagomål/A 42812-2024 FSC-klagomål.docx
@@ -945,7 +945,7 @@
     <w:r>
       <w:tab/>
       <w:tab/>
-      <w:t>2025-07-03</w:t>
+      <w:t>2025-07-04</w:t>
       <w:br/>
       <w:br/>
     </w:r>

--- a/klagomål/A 42812-2024 FSC-klagomål.docx
+++ b/klagomål/A 42812-2024 FSC-klagomål.docx
@@ -945,7 +945,7 @@
     <w:r>
       <w:tab/>
       <w:tab/>
-      <w:t>2025-07-04</w:t>
+      <w:t>2025-07-05</w:t>
       <w:br/>
       <w:br/>
     </w:r>

--- a/klagomål/A 42812-2024 FSC-klagomål.docx
+++ b/klagomål/A 42812-2024 FSC-klagomål.docx
@@ -945,7 +945,7 @@
     <w:r>
       <w:tab/>
       <w:tab/>
-      <w:t>2025-07-05</w:t>
+      <w:t>2025-07-06</w:t>
       <w:br/>
       <w:br/>
     </w:r>

--- a/klagomål/A 42812-2024 FSC-klagomål.docx
+++ b/klagomål/A 42812-2024 FSC-klagomål.docx
@@ -945,7 +945,7 @@
     <w:r>
       <w:tab/>
       <w:tab/>
-      <w:t>2025-07-06</w:t>
+      <w:t>2025-07-07</w:t>
       <w:br/>
       <w:br/>
     </w:r>

--- a/klagomål/A 42812-2024 FSC-klagomål.docx
+++ b/klagomål/A 42812-2024 FSC-klagomål.docx
@@ -945,7 +945,7 @@
     <w:r>
       <w:tab/>
       <w:tab/>
-      <w:t>2025-07-07</w:t>
+      <w:t>2025-07-08</w:t>
       <w:br/>
       <w:br/>
     </w:r>

--- a/klagomål/A 42812-2024 FSC-klagomål.docx
+++ b/klagomål/A 42812-2024 FSC-klagomål.docx
@@ -945,7 +945,7 @@
     <w:r>
       <w:tab/>
       <w:tab/>
-      <w:t>2025-07-08</w:t>
+      <w:t>2025-07-09</w:t>
       <w:br/>
       <w:br/>
     </w:r>

--- a/klagomål/A 42812-2024 FSC-klagomål.docx
+++ b/klagomål/A 42812-2024 FSC-klagomål.docx
@@ -945,7 +945,7 @@
     <w:r>
       <w:tab/>
       <w:tab/>
-      <w:t>2025-07-09</w:t>
+      <w:t>2025-07-11</w:t>
       <w:br/>
       <w:br/>
     </w:r>

--- a/klagomål/A 42812-2024 FSC-klagomål.docx
+++ b/klagomål/A 42812-2024 FSC-klagomål.docx
@@ -945,7 +945,7 @@
     <w:r>
       <w:tab/>
       <w:tab/>
-      <w:t>2025-07-11</w:t>
+      <w:t>2025-07-12</w:t>
       <w:br/>
       <w:br/>
     </w:r>

--- a/klagomål/A 42812-2024 FSC-klagomål.docx
+++ b/klagomål/A 42812-2024 FSC-klagomål.docx
@@ -945,7 +945,7 @@
     <w:r>
       <w:tab/>
       <w:tab/>
-      <w:t>2025-07-12</w:t>
+      <w:t>2025-07-13</w:t>
       <w:br/>
       <w:br/>
     </w:r>

--- a/klagomål/A 42812-2024 FSC-klagomål.docx
+++ b/klagomål/A 42812-2024 FSC-klagomål.docx
@@ -945,7 +945,7 @@
     <w:r>
       <w:tab/>
       <w:tab/>
-      <w:t>2025-07-13</w:t>
+      <w:t>2025-07-14</w:t>
       <w:br/>
       <w:br/>
     </w:r>

--- a/klagomål/A 42812-2024 FSC-klagomål.docx
+++ b/klagomål/A 42812-2024 FSC-klagomål.docx
@@ -945,7 +945,7 @@
     <w:r>
       <w:tab/>
       <w:tab/>
-      <w:t>2025-08-06</w:t>
+      <w:t>2025-08-09</w:t>
       <w:br/>
       <w:br/>
     </w:r>
